--- a/assignment/outputs/docx/G1/نورهان أحمد/M3_2026-03-11 15_55.docx
+++ b/assignment/outputs/docx/G1/نورهان أحمد/M3_2026-03-11 15_55.docx
@@ -37,7 +37,7 @@
           <w:rFonts w:ascii="Simplified Arabic" w:hAnsi="Simplified Arabic"/>
           <w:sz w:val="28"/>
         </w:rPr>
-        <w:t>**القضية الأولى: موت الدماغ**</w:t>
+        <w:t>موت الدماغ</w:t>
       </w:r>
     </w:p>
     <w:p>
@@ -49,7 +49,7 @@
           <w:rFonts w:ascii="Simplified Arabic" w:hAnsi="Simplified Arabic"/>
           <w:sz w:val="28"/>
         </w:rPr>
-        <w:t>1.  **تحديد المشكلة والأطراف:** المشكلة هنا معقدة! إمتى نقول إن الواحد مات بجد؟ يعني القلب ممكن يبطل يشتغل ولسه فيه أمل يرجع، بس لو المخ مات، خلاص؟ الأطراف المتأثرة كتير: المريض نفسه (أو روحه، حسب اعتقادك)، أهل المريض (اللي بيتمنوا أي أمل)، الأطباء (اللي لازم ياخدوا قرار صعب)، والمجتمع كله (لأن فيه موارد محدودة لازم تتوزع صح).</w:t>
+        <w:t>هناك مشكلة كبيرة تواجهها المجتمعات وهي قضية موت الدماغ، حيث يصبح الدماغ غير قادر على القيام بالوظائف الأساسية رغم بقاء بعض وظائف الجسم الحيوية كالنبض والاستنشاق. الأطراف المتعددة في هذا الصراع تشمل الأطباء والمرضى وأسرهم.</w:t>
       </w:r>
     </w:p>
     <w:p>
@@ -61,7 +61,7 @@
           <w:rFonts w:ascii="Simplified Arabic" w:hAnsi="Simplified Arabic"/>
           <w:sz w:val="28"/>
         </w:rPr>
-        <w:t>2.  **الربط بالمعايير الأخلاقية:** فيه معيارين مهمين أوي:</w:t>
+        <w:t>من المعايير الأخلاقية التي يجب أن نأخذها بعين الاعتبار هي فكرة احترام الحياة البشرية واحترام خصوصية الإنسان. من ناحية أخرى، هناك أيضًا معيار حول عدم إطالة المعاناة والحفاظ على استقرار نظام الرعاية الصحية.</w:t>
       </w:r>
     </w:p>
     <w:p>
@@ -73,7 +73,7 @@
           <w:rFonts w:ascii="Simplified Arabic" w:hAnsi="Simplified Arabic"/>
           <w:sz w:val="28"/>
         </w:rPr>
-        <w:t>*   **منفعة المريض:** المفروض نعمل اللي فيه مصلحة المريض، بس لو المريض ميت دماغيًا، إيه مصلحته؟ هل مصلحته إننا نفضل موصلينه بالأجهزة وخلاص؟</w:t>
+        <w:t>الحلول المقترحة تشمل العمل على تحقيق التوافق بين العائلات والأطباء بشأن ما إذا كان يجب الإبقاء على الحياة أم السماح بالตาย الطبيعى. يمكن أيضًا أن نفكر في تطوير المزيد من القوانين والتشريعات لتسهيل هذه العملية.</w:t>
       </w:r>
     </w:p>
     <w:p>
@@ -85,7 +85,7 @@
           <w:rFonts w:ascii="Simplified Arabic" w:hAnsi="Simplified Arabic"/>
           <w:sz w:val="28"/>
         </w:rPr>
-        <w:t>*   **العدالة:** لازم نوزع الموارد الطبية بشكل عادل. لو سرير العناية المركزة مشغول بمريض ميت دماغيًا، ده معناه إن مريض تاني ممكن يكون محتاجه أكتر مش لاقيه.</w:t>
+        <w:t>الحل الأنسب هو السماح للأطباء والعائلات بالتشاور بشكل مكثف، حيث يمكنهم الوصول إلى قرارات مبنية على فهم مشترك لحالة المريض.</w:t>
       </w:r>
     </w:p>
     <w:p>
@@ -97,7 +97,7 @@
           <w:rFonts w:ascii="Simplified Arabic" w:hAnsi="Simplified Arabic"/>
           <w:sz w:val="28"/>
         </w:rPr>
-        <w:t>3.  **اقتراح حلول وتقييمها:**</w:t>
+        <w:t>رأيي الشخصي هو أنه يجب احترام رغبات المريض قبل وفاته. إذا كان قد أعرب عن رغبته في عدم إطالة معاناته في حالة حدوث موت دماغ، فيجب على الأطباء احترام رغباته.</w:t>
       </w:r>
     </w:p>
     <w:p>
@@ -109,7 +109,7 @@
           <w:rFonts w:ascii="Simplified Arabic" w:hAnsi="Simplified Arabic"/>
           <w:sz w:val="28"/>
         </w:rPr>
-        <w:t>*   **الحل الأول:** نعتبر موت الدماغ هو الموت الحقيقي ونوقف الأجهزة. ده هيوفر موارد وهيريح الأهل من العذاب. بس ممكن نكون بنقتل إنسان لسه فيه رمق حياة (وده بيخوفني بصراحة).</w:t>
+        <w:t>الموافقة المستنيرة</w:t>
       </w:r>
     </w:p>
     <w:p>
@@ -121,7 +121,7 @@
           <w:rFonts w:ascii="Simplified Arabic" w:hAnsi="Simplified Arabic"/>
           <w:sz w:val="28"/>
         </w:rPr>
-        <w:t>*   **الحل الثاني:** نستنى فترة أطول قبل ما نعلن موت الدماغ، عشان نتأكد مليون في المية. ده هيقلل نسبة الخطأ، بس هيستهلك موارد أكتر وهيطول فترة العذاب على الأهل.</w:t>
+        <w:t>الموافقة المستنيرة هي مشكلة تواجه الأطباء والمرضى، حيث يحتاج الأطباء إلى توضيح المعلومات بشكل واضح للمرضى قبل بدء العلاجات، وأيضًا مناقشة المخاطر والفوائد المرتبطة بالعلاجات المقترحة. الأطراف التي يمكن أن تكون متورطة في هذا الصراع تشمل المرضى والأطباء وأحيانًا أفراد الأسرة.</w:t>
       </w:r>
     </w:p>
     <w:p>
@@ -133,7 +133,7 @@
           <w:rFonts w:ascii="Simplified Arabic" w:hAnsi="Simplified Arabic"/>
           <w:sz w:val="28"/>
         </w:rPr>
-        <w:t>4.  **الحل الأنسب:** أعتقد إن الحل الأنسب هو إننا يكون عندنا بروتوكولات واضحة ومحددة جدًا لتشخيص موت الدماغ، ويكون فيه لجنة من كبار الأطباء هي اللي تاخد القرار. لازم كمان نتكلم مع الأهل ونشرح لهم الوضع بالتفصيل عشان يكونوا فاهمين وموافقين.</w:t>
+        <w:t>من المعايير الأخلاقية التي يمكن أن نفكر فيها هي أن الأطباء يجب أن يحترموا حق المرضى في اتخاذ القرارات بأنفسهم بشأن علاجاتهم. من ناحية أخرى، هناك أيضًا معيار حول ضرورة توفير المعلومات بشكل صحيح ومتكامل.</w:t>
       </w:r>
     </w:p>
     <w:p>
@@ -145,7 +145,7 @@
           <w:rFonts w:ascii="Simplified Arabic" w:hAnsi="Simplified Arabic"/>
           <w:sz w:val="28"/>
         </w:rPr>
-        <w:t>5.  **الرأي الشخصي المبرر:** أنا شايف إن موت الدماغ هو موت حقيقي، بس لازم نتأكد كويس أوي قبل ما ناخد القرار. الموضوع ده بيخوفني، لأن الواحد مابيكونش متأكد 100%، بس لو فكرنا فيها بمنطقية، لو المخ مات، يبقى مفيش حياة. أنا نفسي أكون دكتور متخصص في المخ والأعصاب، والموضوع ده بيأثر فيا جدًا.</w:t>
+        <w:t>الحلول المقترحة تتضمن تطوير برامج تدريبية للأطباء حول كيفية التواصل بشكل فعال مع المرضى وفهم قدراتهم على الفهم والتوافق مع المعلومات المعقدة. يمكن أيضًا أن نفكر في توفير مواد تعليمية للمرضى تساعد في توضيح المعلومات بشكل أكثر بساطة ووضوح.</w:t>
       </w:r>
     </w:p>
     <w:p>
@@ -157,7 +157,7 @@
           <w:rFonts w:ascii="Simplified Arabic" w:hAnsi="Simplified Arabic"/>
           <w:sz w:val="28"/>
         </w:rPr>
-        <w:t>**القضية الثانية: الموافقة المستنيرة**</w:t>
+        <w:t>الحل الأنسب هو استخدام مواد تعليمية واضحة وفعالة تساعد في توضيح المعلومات بشكل أفضل وتسهيل عملية الفهم والتوافق بين الأطباء والمرضى.</w:t>
       </w:r>
     </w:p>
     <w:p>
@@ -169,7 +169,7 @@
           <w:rFonts w:ascii="Simplified Arabic" w:hAnsi="Simplified Arabic"/>
           <w:sz w:val="28"/>
         </w:rPr>
-        <w:t>1.  **تحديد المشكلة والأطراف:** المشكلة هنا إن إزاي نخلي المريض ياخد قرار العلاج وهو فاهم كل حاجة؟ يعني مش مجرد يمضي على ورقة وخلاص. الأطراف المتأثرة: المريض (طبعًا)، الأطباء (اللي لازم يشرحوا كل حاجة)، أهل المريض (اللي ممكن يكون ليهم رأي)، والمؤسسة الصحية (اللي لازم تحمي حقوق المريض).</w:t>
+        <w:t>رأيي الشخصي هو أنه يجب على الأطباء أن يكونوا واضحين وصريحين مع المرضى بشأن المخاطر والفوائد المرتبطة بالعلاجات المقترحة، حتى يتمكن المرضى من اتخاذ قرارات مستنيرة وواعية بشأن صحتهم.</w:t>
       </w:r>
     </w:p>
     <w:p>
@@ -181,7 +181,7 @@
           <w:rFonts w:ascii="Simplified Arabic" w:hAnsi="Simplified Arabic"/>
           <w:sz w:val="28"/>
         </w:rPr>
-        <w:t>2.  **الربط بالمعايير الأخلاقية:**</w:t>
+        <w:t>أخلاقيات البحث العلمي على البشر</w:t>
       </w:r>
     </w:p>
     <w:p>
@@ -193,7 +193,7 @@
           <w:rFonts w:ascii="Simplified Arabic" w:hAnsi="Simplified Arabic"/>
           <w:sz w:val="28"/>
         </w:rPr>
-        <w:t>*   **استقلالية المريض:** من حق المريض إنه يختار العلاج اللي يناسبه، بس عشان يختار صح، لازم يكون فاهم كل حاجة عن المرض والعلاج.</w:t>
+        <w:t>أخلاقيات البحث العلمي على البشر هي مشكلة تواجه العلماء والمرضى، حيث يجب على العلماء التأكد من سلامة وفعالية الأبحاث التي يجريونها على البشر قبل نشرها. الأطراف المتعددة في هذا الصراع تشمل العلماء والمرضى وأحيانًا الجهات التنظيمية.</w:t>
       </w:r>
     </w:p>
     <w:p>
@@ -205,7 +205,7 @@
           <w:rFonts w:ascii="Simplified Arabic" w:hAnsi="Simplified Arabic"/>
           <w:sz w:val="28"/>
         </w:rPr>
-        <w:t>*   **عدم الإيذاء:** لازم نتأكد إن العلاج مش هيأذي المريض أكتر ما هيفيده. والمريض لازم يكون عارف المخاطر المحتملة.</w:t>
+        <w:t>من المعايير الأخلاقية التي يمكن أن نفكر فيها هي ضمان سلامة المشاركين في الأبحاث. من ناحية أخرى، هناك أيضًا معيار حول ضرورة إجراء الأبحاث بشكل صحيح وفعال لتطوير علاجات فعالة وآمنة.</w:t>
       </w:r>
     </w:p>
     <w:p>
@@ -217,7 +217,7 @@
           <w:rFonts w:ascii="Simplified Arabic" w:hAnsi="Simplified Arabic"/>
           <w:sz w:val="28"/>
         </w:rPr>
-        <w:t>3.  **اقتراح حلول وتقييمها:**</w:t>
+        <w:t>الحلول المقترحة تتضمن تطوير برامج تدريبية للعلماء حول كيفية التأكد من سلامة المشاركين في الأبحاث قبل بدء التجارب. يمكن أيضًا أن نفكر في توفير مواد تعليمية للمشاركين في الأبحاث تساعد في توضيح المعلومات بشكل أفضل وتسهيل عملية الفهم والتوافق بين العلماء والمرضى.</w:t>
       </w:r>
     </w:p>
     <w:p>
@@ -229,7 +229,7 @@
           <w:rFonts w:ascii="Simplified Arabic" w:hAnsi="Simplified Arabic"/>
           <w:sz w:val="28"/>
         </w:rPr>
-        <w:t>*   **الحل الأول:** نعمل فيديوهات توضيحية بسيطة تشرح المرض والعلاج. ده هيسهل على المريض الفهم. بس ممكن الفيديوهات دي ماتكونش كافية لكل المرضى، خاصة اللي مستواهم التعليمي قليل.</w:t>
+        <w:t>الحل الأنسب هو استخدام مواد تعليمية واضحة وفعالة تساعد في توضيح المعلومات بشكل أفضل وتسهيل عملية الفهم والتوافق بين العلماء والمرضى.</w:t>
       </w:r>
     </w:p>
     <w:p>
@@ -241,139 +241,7 @@
           <w:rFonts w:ascii="Simplified Arabic" w:hAnsi="Simplified Arabic"/>
           <w:sz w:val="28"/>
         </w:rPr>
-        <w:t>*   **الحل الثاني:** نخلي الأطباء يقضوا وقت أطول مع المرضى يشرحولهم كل حاجة بالتفصيل، ويجاوبوا على كل أسئلتهم. ده هيضمن إن المريض فاهم كويس، بس ممكن يزود الضغط على الأطباء.</w:t>
-      </w:r>
-    </w:p>
-    <w:p>
-      <w:pPr>
-        <w:jc w:val="right"/>
-      </w:pPr>
-      <w:r>
-        <w:rPr>
-          <w:rFonts w:ascii="Simplified Arabic" w:hAnsi="Simplified Arabic"/>
-          <w:sz w:val="28"/>
-        </w:rPr>
-        <w:t>4.  **الحل الأنسب:** أعتقد إن الحل الأنسب هو مزيج من الاتنين. نعمل فيديوهات توضيحية، وكمان ندرب الأطباء على إزاي يشرحوا للمرضى بطريقة بسيطة وسهلة. لازم كمان يكون فيه مترجمين للمرضى اللي مبيتكلموش نفس اللغة.</w:t>
-      </w:r>
-    </w:p>
-    <w:p>
-      <w:pPr>
-        <w:jc w:val="right"/>
-      </w:pPr>
-      <w:r>
-        <w:rPr>
-          <w:rFonts w:ascii="Simplified Arabic" w:hAnsi="Simplified Arabic"/>
-          <w:sz w:val="28"/>
-        </w:rPr>
-        <w:t>5.  **الرأي الشخصي المبرر:** أنا شايف إن الموافقة المستنيرة دي حاجة مهمة جدًا. يعني الواحد لازم يكون فاهم كويس قبل ما ياخد أي قرار يتعلق بصحته. تخيل تبقى بتعمل عملية وماتكونش عارف إيه اللي هيحصل؟ ده يخوف أوي! أنا نفسي لما أكبر وأبقى دكتور، أحرص أوي على إني أشرح للمرضى كل حاجة بالتفصيل.</w:t>
-      </w:r>
-    </w:p>
-    <w:p>
-      <w:pPr>
-        <w:jc w:val="right"/>
-      </w:pPr>
-      <w:r>
-        <w:rPr>
-          <w:rFonts w:ascii="Simplified Arabic" w:hAnsi="Simplified Arabic"/>
-          <w:sz w:val="28"/>
-        </w:rPr>
-        <w:t>**القضية الثالثة: أخلاقيات البحث العلمي على البشر**</w:t>
-      </w:r>
-    </w:p>
-    <w:p>
-      <w:pPr>
-        <w:jc w:val="right"/>
-      </w:pPr>
-      <w:r>
-        <w:rPr>
-          <w:rFonts w:ascii="Simplified Arabic" w:hAnsi="Simplified Arabic"/>
-          <w:sz w:val="28"/>
-        </w:rPr>
-        <w:t>1.  **تحديد المشكلة والأطراف:** المشكلة هنا هي إزاي نعمل أبحاث علمية على البشر من غير ما نأذيهم؟ يعني لازم نستفيد من الأبحاث دي عشان نطور الطب، بس مش على حساب صحة الناس. الأطراف المتأثرة: المتطوعين في الأبحاث (الأهم)، الباحثين (اللي عايزين يعملوا اكتشافات)، المؤسسات العلمية (اللي بتدعم الأبحاث)، والمجتمع كله (اللي هيستفيد من الاكتشافات).</w:t>
-      </w:r>
-    </w:p>
-    <w:p>
-      <w:pPr>
-        <w:jc w:val="right"/>
-      </w:pPr>
-      <w:r>
-        <w:rPr>
-          <w:rFonts w:ascii="Simplified Arabic" w:hAnsi="Simplified Arabic"/>
-          <w:sz w:val="28"/>
-        </w:rPr>
-        <w:t>2.  **الربط بالمعايير الأخلاقية:**</w:t>
-      </w:r>
-    </w:p>
-    <w:p>
-      <w:pPr>
-        <w:jc w:val="right"/>
-      </w:pPr>
-      <w:r>
-        <w:rPr>
-          <w:rFonts w:ascii="Simplified Arabic" w:hAnsi="Simplified Arabic"/>
-          <w:sz w:val="28"/>
-        </w:rPr>
-        <w:t>*   **عدم الإيذاء:** ده أهم معيار. لازم نتأكد إن البحث مش هيأذي المتطوعين بأي شكل من الأشكال.</w:t>
-      </w:r>
-    </w:p>
-    <w:p>
-      <w:pPr>
-        <w:jc w:val="right"/>
-      </w:pPr>
-      <w:r>
-        <w:rPr>
-          <w:rFonts w:ascii="Simplified Arabic" w:hAnsi="Simplified Arabic"/>
-          <w:sz w:val="28"/>
-        </w:rPr>
-        <w:t>*   **الموافقة المستنيرة:** لازم المتطوعين يكونوا فاهمين كل حاجة عن البحث، وموافقين عليه بمحض إرادتهم.</w:t>
-      </w:r>
-    </w:p>
-    <w:p>
-      <w:pPr>
-        <w:jc w:val="right"/>
-      </w:pPr>
-      <w:r>
-        <w:rPr>
-          <w:rFonts w:ascii="Simplified Arabic" w:hAnsi="Simplified Arabic"/>
-          <w:sz w:val="28"/>
-        </w:rPr>
-        <w:t>*   **العدالة:** لازم نختار المتطوعين بطريقة عادلة، ومحدش يستغل ضعف حد عشان يجبره على المشاركة.</w:t>
-      </w:r>
-    </w:p>
-    <w:p>
-      <w:pPr>
-        <w:jc w:val="right"/>
-      </w:pPr>
-      <w:r>
-        <w:rPr>
-          <w:rFonts w:ascii="Simplified Arabic" w:hAnsi="Simplified Arabic"/>
-          <w:sz w:val="28"/>
-        </w:rPr>
-        <w:t>3.  **اقتراح حلول وتقييمها:**</w:t>
-      </w:r>
-    </w:p>
-    <w:p>
-      <w:pPr>
-        <w:jc w:val="right"/>
-      </w:pPr>
-      <w:r>
-        <w:rPr>
-          <w:rFonts w:ascii="Simplified Arabic" w:hAnsi="Simplified Arabic"/>
-          <w:sz w:val="28"/>
-        </w:rPr>
-        <w:t>*   **الحل الأول:** نعمل لجان أخلاقيات تراجع كل الأبحاث قبل ما تبدأ، وتتأكد إنها بتحترم حقوق المتطوعين. ده هيحمي المتطوعين، بس ممكن يبطئ عملية البحث.</w:t>
-      </w:r>
-    </w:p>
-    <w:p>
-      <w:pPr>
-        <w:jc w:val="right"/>
-      </w:pPr>
-      <w:r>
-        <w:rPr>
-          <w:rFonts w:ascii="Simplified Arabic" w:hAnsi="Simplified Arabic"/>
-          <w:sz w:val="28"/>
-        </w:rPr>
-        <w:t>*   **الحل</w:t>
+        <w:t>رأيي الشخصي هو أن البحث العلمي يجب أن يكون دائمًا في مصلحة المرضى والبشر، وأن العلماء يجب أن يحترموا حق المرضى في التمكن من اتخاذ القرارات المستنيرة بشأن مشاركتهم في الأبحاث.</w:t>
       </w:r>
     </w:p>
     <w:sectPr>
